--- a/📝文章/20260822/周五010_阿森纳vs考文垂_头条版.docx
+++ b/📝文章/20260822/周五010_阿森纳vs考文垂_头条版.docx
@@ -13,7 +13,7 @@
           <w:color w:val="1A3A5C"/>
           <w:sz w:val="32"/>
         </w:rPr>
-        <w:t>阿森纳让两球：3-0曼城的火力，敢信净胜3球吗</w:t>
+        <w:t>阿森纳让两球深开：刚3-0痛击曼城，真能净胜升班马3球？</w:t>
       </w:r>
     </w:p>
     <w:p>
@@ -24,7 +24,7 @@
           <w:color w:val="888888"/>
           <w:sz w:val="18"/>
         </w:rPr>
-        <w:t>#阿森纳 #考文垂 #英超 #足球前瞻 #数据分析 #赛博聊球 #英超揭幕战 #足球分析 #体育头条</w:t>
+        <w:t>#阿森纳 #考文垂 #英超 #足球前瞻 #数据分析 #英超揭幕战 #足球分析 #体育头条</w:t>
       </w:r>
     </w:p>
     <w:p>
@@ -52,7 +52,7 @@
           <w:color w:val="333333"/>
           <w:sz w:val="22"/>
         </w:rPr>
-        <w:t>英超揭幕战，阿森纳主场打升班马考文垂，机构直接开出让两球的深盘。有人看到"阿森纳"三个字就想闭眼跟，可后台模型跑完，这场真正的坑就藏在这个"让两球"里。</w:t>
+        <w:t>英超揭幕战，阿森纳坐镇酋长球场迎战升班马考文垂。机构直接开出"净胜3球才能赢下"的深位门槛。不少球迷看到阿森纳的名字就想闭眼跟，但跑完后台多维攻防模型，这场球真正的博弈命门全在这个深位让步里。</w:t>
       </w:r>
     </w:p>
     <w:p>
@@ -66,7 +66,7 @@
           <w:color w:val="333333"/>
           <w:sz w:val="22"/>
         </w:rPr>
-        <w:t>结论先行：阿森纳赢球没悬念（模型主胜74%），但让两球要净胜3球。市场只给39.7%的概率，模型算出来49.8%。方向稳，深盘才是博弈点，而且这个点历史上翻车率不低。</w:t>
+        <w:t>结论先行：阿森纳全取3分几无悬念（模型主胜概率达 74.1%），但想要净胜3球以上，市场仅给出了 39.7% 的预期。方向稳，但门槛极高，历史上此类超深让步被跨越的难度极大。</w:t>
       </w:r>
     </w:p>
     <w:p>
@@ -80,7 +80,7 @@
           <w:color w:val="1A3A5C"/>
           <w:sz w:val="26"/>
         </w:rPr>
-        <w:t>🔪 撕开"豪门必胜"的假象</w:t>
+        <w:t>一、 豪门必胜的表象与细节暗礁</w:t>
       </w:r>
     </w:p>
     <w:p>
@@ -94,7 +94,7 @@
           <w:color w:val="333333"/>
           <w:sz w:val="22"/>
         </w:rPr>
-        <w:t>阿森纳这状态确实唬人：社区盾刚3-0干翻曼城，欧冠决赛跟巴黎圣曼踢到1:1，近10场6胜2平2负，进17球丢10球。酋长球场的主场，配上萨卡、厄德高这条线，打英冠升班马，谁看都觉得是送分题。</w:t>
+        <w:t>阿森纳的势头确实唬人：社区盾 3-0 击溃曼城，前场萨卡与厄德高的联动行云流水，面对英冠上来的升班马，纸面实力完全是降维打击。</w:t>
       </w:r>
     </w:p>
     <w:p>
@@ -108,7 +108,7 @@
           <w:color w:val="333333"/>
           <w:sz w:val="22"/>
         </w:rPr>
-        <w:t>但拆开看细节。阿森纳热身赛其实两连败：2:3输多特、1:3输贝蒂斯，状态不是一路高涨。社区盾3-0曼城是真，热身赛连败也是真，只是大家选择性记住前者。</w:t>
+        <w:t>但拆解热身赛细节会发现隐患：此前 2-3 负于多特、1-3 不敌贝蒂斯，球队防线在面对高压反击时并不稳固。社区盾的大胜吸满了市场关注度，却掩盖了此前攻防磨合的起伏。</w:t>
       </w:r>
     </w:p>
     <w:p>
@@ -122,7 +122,7 @@
           <w:color w:val="333333"/>
           <w:sz w:val="22"/>
         </w:rPr>
-        <w:t>考文垂这边，近10场6胜4平0负，一场没输过，进21球只丢6球，热身赛2:0摩纳哥、3:1西班牙人。英冠升班马的数据要打折扣，但"不败韧性"是实打实的。这队摆起大巴来，不是那么好啃。</w:t>
+        <w:t>反观考文垂，近 10 场各项赛事 6 胜 4 平保持不败，场均丢球仅 0.6 个。虽然英冠与热身赛的含金量需要打折，但升班马在英超首秀往往会祭出极度务实的"铁桶阵+反击"，绝非轻易能被撕碎的软柿子。</w:t>
       </w:r>
     </w:p>
     <w:p>
@@ -136,119 +136,7 @@
           <w:color w:val="1A3A5C"/>
           <w:sz w:val="26"/>
         </w:rPr>
-        <w:t>🔪 让两球，市场自己都虚</w:t>
-      </w:r>
-    </w:p>
-    <w:p>
-      <w:pPr>
-        <w:spacing w:after="120"/>
-      </w:pPr>
-      <w:r>
-        <w:rPr>
-          <w:rFonts w:ascii="微软雅黑" w:hAnsi="微软雅黑" w:eastAsia="微软雅黑"/>
-          <w:b w:val="0"/>
-          <w:color w:val="333333"/>
-          <w:sz w:val="22"/>
-        </w:rPr>
-        <w:t>这场胜平负没开，直接开让两球深盘：机构给让两球胜开出约40%的理论概率（净胜3球以上才算赢），考文垂+2不败约37%。去水之后：净胜3球以上39.7%，考文垂+2不败36.9%，几乎五五开。</w:t>
-      </w:r>
-    </w:p>
-    <w:p>
-      <w:pPr>
-        <w:spacing w:after="120"/>
-      </w:pPr>
-      <w:r>
-        <w:rPr>
-          <w:rFonts w:ascii="微软雅黑" w:hAnsi="微软雅黑" w:eastAsia="微软雅黑"/>
-          <w:b w:val="0"/>
-          <w:color w:val="333333"/>
-          <w:sz w:val="22"/>
-        </w:rPr>
-        <w:t>市场自己都没把握阿森纳能净胜3球。这跟"豪门必胜"的直觉是拧着的。</w:t>
-      </w:r>
-    </w:p>
-    <w:p>
-      <w:pPr>
-        <w:spacing w:before="200" w:after="80"/>
-      </w:pPr>
-      <w:r>
-        <w:rPr>
-          <w:rFonts w:ascii="微软雅黑" w:hAnsi="微软雅黑" w:eastAsia="微软雅黑"/>
-          <w:b/>
-          <w:color w:val="1A3A5C"/>
-          <w:sz w:val="26"/>
-        </w:rPr>
-        <w:t>🔪 深盘的历史账，得翻一翻</w:t>
-      </w:r>
-    </w:p>
-    <w:p>
-      <w:pPr>
-        <w:spacing w:after="120"/>
-      </w:pPr>
-      <w:r>
-        <w:rPr>
-          <w:rFonts w:ascii="微软雅黑" w:hAnsi="微软雅黑" w:eastAsia="微软雅黑"/>
-          <w:b w:val="0"/>
-          <w:color w:val="333333"/>
-          <w:sz w:val="22"/>
-        </w:rPr>
-        <w:t>后台模型跑完，阿森纳净胜3+概率是49.8%，比市场的39.7%高了10个百分点。模型认为阿森纳火力被低估，3-0曼城那场不是偶然。</w:t>
-      </w:r>
-    </w:p>
-    <w:p>
-      <w:pPr>
-        <w:spacing w:after="120"/>
-      </w:pPr>
-      <w:r>
-        <w:rPr>
-          <w:rFonts w:ascii="微软雅黑" w:hAnsi="微软雅黑" w:eastAsia="微软雅黑"/>
-          <w:b w:val="0"/>
-          <w:color w:val="333333"/>
-          <w:sz w:val="22"/>
-        </w:rPr>
-        <w:t>但翻深盘的历史账：此前让两球/三球的深盘，让球方赢盘率0/2，全灭。里斯本让两球输吉马良斯、利雅新月让三球输对手，豪门让深盘照样翻车。深盘不像让一球，净胜3球的难度是几何级上升的，升班马摆大巴+门将超神，1-0、2-1这种比分随时可能。</w:t>
-      </w:r>
-    </w:p>
-    <w:p>
-      <w:pPr>
-        <w:spacing w:before="200" w:after="80"/>
-      </w:pPr>
-      <w:r>
-        <w:rPr>
-          <w:rFonts w:ascii="微软雅黑" w:hAnsi="微软雅黑" w:eastAsia="微软雅黑"/>
-          <w:b/>
-          <w:color w:val="1A3A5C"/>
-          <w:sz w:val="26"/>
-        </w:rPr>
-        <w:t>📊 数据速览</w:t>
-      </w:r>
-    </w:p>
-    <w:p>
-      <w:pPr>
-        <w:spacing w:after="120"/>
-      </w:pPr>
-      <w:r>
-        <w:rPr>
-          <w:rFonts w:ascii="微软雅黑" w:hAnsi="微软雅黑" w:eastAsia="微软雅黑"/>
-          <w:b w:val="0"/>
-          <w:color w:val="333333"/>
-          <w:sz w:val="22"/>
-        </w:rPr>
-        <w:t>阿森纳(主)：英超豪门（欧冠决赛级），近10场6胜2平2负，场均进1.7/失1.0，社区盾3-0曼城，热身2连败</w:t>
-      </w:r>
-    </w:p>
-    <w:p>
-      <w:pPr>
-        <w:spacing w:after="120"/>
-      </w:pPr>
-      <w:r>
-        <w:rPr>
-          <w:rFonts w:ascii="微软雅黑" w:hAnsi="微软雅黑" w:eastAsia="微软雅黑"/>
-          <w:b w:val="0"/>
-          <w:color w:val="333333"/>
-          <w:sz w:val="22"/>
-        </w:rPr>
-        <w:t>考文垂(客)：英冠升班马，近10场6胜4平0负不败，场均进2.1/失0.6，热身2-0摩纳哥/3-1西班牙人</w:t>
+        <w:t>二、 机构态度与模型算力的碰撞</w:t>
       </w:r>
     </w:p>
     <w:p>
@@ -292,16 +180,30 @@
     </w:p>
     <w:p>
       <w:pPr>
-        <w:spacing w:before="200" w:after="80"/>
+        <w:spacing w:after="120"/>
+      </w:pPr>
+      <w:r>
+        <w:rPr>
+          <w:rFonts w:ascii="微软雅黑" w:hAnsi="微软雅黑" w:eastAsia="微软雅黑"/>
+          <w:b w:val="0"/>
+          <w:color w:val="333333"/>
+          <w:sz w:val="22"/>
+        </w:rPr>
+        <w:t>机构在胜平负层面给出了压倒性倾斜，但在深位让步上，去水后阿森纳净胜 3 球的概率仅为 39.7%，考文垂守住受让优势的概率达到 36.9%，近乎五五开。机构自身对阿森纳大胜并无十足把握。</w:t>
+      </w:r>
+    </w:p>
+    <w:p>
+      <w:pPr>
+        <w:spacing w:after="120"/>
       </w:pPr>
       <w:r>
         <w:rPr>
           <w:rFonts w:ascii="微软雅黑" w:hAnsi="微软雅黑" w:eastAsia="微软雅黑"/>
           <w:b/>
-          <w:color w:val="1A3A5C"/>
-          <w:sz w:val="26"/>
+          <w:color w:val="333333"/>
+          <w:sz w:val="22"/>
         </w:rPr>
-        <w:t>🧮 模型</w:t>
+        <w:t>模型概率推演：</w:t>
       </w:r>
     </w:p>
     <w:p>
@@ -315,7 +217,35 @@
           <w:color w:val="333333"/>
           <w:sz w:val="22"/>
         </w:rPr>
-        <w:t>后台模型跑完（λ主2.20/λ客0.60，C05升班马修正）：阿森纳胜74.1%、平局17.2%、考文垂胜8.7%、大2.5概率53.1%。让两球维度：模型净胜3+ 49.8% vs 市场39.7%（+10.1pp）；考文垂+2不败模型25.9% vs 市场36.9%（-11.0pp）。模型认为阿森纳净胜3球概率被低估10个百分点，但深盘历史不佳，这个Edge要打折看。</w:t>
+        <w:t>· 阿森纳独赢：74.1%（绝对优势）</w:t>
+      </w:r>
+    </w:p>
+    <w:p>
+      <w:pPr>
+        <w:spacing w:after="120"/>
+      </w:pPr>
+      <w:r>
+        <w:rPr>
+          <w:rFonts w:ascii="微软雅黑" w:hAnsi="微软雅黑" w:eastAsia="微软雅黑"/>
+          <w:b w:val="0"/>
+          <w:color w:val="333333"/>
+          <w:sz w:val="22"/>
+        </w:rPr>
+        <w:t>· 净胜 3 球及以上：49.8%（比机构预期高出 10.1 个百分点）</w:t>
+      </w:r>
+    </w:p>
+    <w:p>
+      <w:pPr>
+        <w:spacing w:after="120"/>
+      </w:pPr>
+      <w:r>
+        <w:rPr>
+          <w:rFonts w:ascii="微软雅黑" w:hAnsi="微软雅黑" w:eastAsia="微软雅黑"/>
+          <w:b w:val="0"/>
+          <w:color w:val="333333"/>
+          <w:sz w:val="22"/>
+        </w:rPr>
+        <w:t>· 进球总数：倾向 2-3 球区间，大比分发生的概率约 53.1%</w:t>
       </w:r>
     </w:p>
     <w:p>
@@ -359,6 +289,20 @@
     </w:p>
     <w:p>
       <w:pPr>
+        <w:spacing w:after="120"/>
+      </w:pPr>
+      <w:r>
+        <w:rPr>
+          <w:rFonts w:ascii="微软雅黑" w:hAnsi="微软雅黑" w:eastAsia="微软雅黑"/>
+          <w:b w:val="0"/>
+          <w:color w:val="333333"/>
+          <w:sz w:val="22"/>
+        </w:rPr>
+        <w:t>外媒（如 Opta 与 CBS）虽然全员看好阿森纳赢球，但主流预测基本锁定在 2-0、3-1 这类两球分差区间，恰好卡在深位门槛边缘。</w:t>
+      </w:r>
+    </w:p>
+    <w:p>
+      <w:pPr>
         <w:spacing w:before="200" w:after="80"/>
       </w:pPr>
       <w:r>
@@ -368,7 +312,7 @@
           <w:color w:val="1A3A5C"/>
           <w:sz w:val="26"/>
         </w:rPr>
-        <w:t>🌍 外媒</w:t>
+        <w:t>三、 比赛走势推演与核心矩阵</w:t>
       </w:r>
     </w:p>
     <w:p>
@@ -382,21 +326,7 @@
           <w:color w:val="333333"/>
           <w:sz w:val="22"/>
         </w:rPr>
-        <w:t>外媒几乎一边倒看阿森纳赢球：Opta分析师给阿森纳主胜高概率，CBS和Goal都预测阿森纳拿下揭幕战。但有意思的是，几乎没人敢打包票"净胜3球"，多数预测落在2-0、3-1这种两球区间，正好是让两球的"走盘边缘"。外媒的乐观，跟模型的谨慎撞了个满怀。</w:t>
-      </w:r>
-    </w:p>
-    <w:p>
-      <w:pPr>
-        <w:spacing w:before="200" w:after="80"/>
-      </w:pPr>
-      <w:r>
-        <w:rPr>
-          <w:rFonts w:ascii="微软雅黑" w:hAnsi="微软雅黑" w:eastAsia="微软雅黑"/>
-          <w:b/>
-          <w:color w:val="1A3A5C"/>
-          <w:sz w:val="26"/>
-        </w:rPr>
-        <w:t>💰 信号</w:t>
+        <w:t>本场比赛大概率在以下三种走势中展开：</w:t>
       </w:r>
     </w:p>
     <w:p>
@@ -410,7 +340,7 @@
           <w:color w:val="333333"/>
           <w:sz w:val="22"/>
         </w:rPr>
-        <w:t>直说吧，这场方向没悬念，悬念全在"赢几个"。阿森纳赢球概率74%，但净胜3球概率只有一半。这就是让两球深盘最尴尬的地方：你觉得他会赢，可他赢2个还是赢3个，市场、模型、外媒三方都没底。</w:t>
+        <w:t>1. 主队压制小胜（约 45%）：考文垂全员退守，阿森纳控球破局但攻坚耗时，打出 2-0 或 2-1。</w:t>
       </w:r>
     </w:p>
     <w:p>
@@ -424,21 +354,7 @@
           <w:color w:val="333333"/>
           <w:sz w:val="22"/>
         </w:rPr>
-        <w:t>考文垂的不败韧性（近10场0负）+ 阿森纳热身赛的连败，这两个信号都在说同一件事：别把社区盾3-0当常态。</w:t>
-      </w:r>
-    </w:p>
-    <w:p>
-      <w:pPr>
-        <w:spacing w:before="200" w:after="80"/>
-      </w:pPr>
-      <w:r>
-        <w:rPr>
-          <w:rFonts w:ascii="微软雅黑" w:hAnsi="微软雅黑" w:eastAsia="微软雅黑"/>
-          <w:b/>
-          <w:color w:val="1A3A5C"/>
-          <w:sz w:val="26"/>
-        </w:rPr>
-        <w:t>🎬 剧本</w:t>
+        <w:t>2. 进攻火力全开（约 35%）：阿森纳早早取得进球打破僵局，考文垂被迫压出导致防线崩盘，比分奔向 3-0、4-0。</w:t>
       </w:r>
     </w:p>
     <w:p>
@@ -452,49 +368,7 @@
           <w:color w:val="333333"/>
           <w:sz w:val="22"/>
         </w:rPr>
-        <w:t>剧本A（主队碾压，约40%）：阿森纳前30分钟破门，升班马防线崩盘，3-0/4-0/5-0，社区盾火力重现。支持让两球胜、大球。</w:t>
-      </w:r>
-    </w:p>
-    <w:p>
-      <w:pPr>
-        <w:spacing w:after="120"/>
-      </w:pPr>
-      <w:r>
-        <w:rPr>
-          <w:rFonts w:ascii="微软雅黑" w:hAnsi="微软雅黑" w:eastAsia="微软雅黑"/>
-          <w:b w:val="0"/>
-          <w:color w:val="333333"/>
-          <w:sz w:val="22"/>
-        </w:rPr>
-        <w:t>剧本B（主队小胜，约35%）：阿森纳控球但攻坚效率一般，1-0/2-0/2-1，考文垂摆大巴拖时间，阿森纳赢得不轻松。支持让两球平/负、小球。</w:t>
-      </w:r>
-    </w:p>
-    <w:p>
-      <w:pPr>
-        <w:spacing w:after="120"/>
-      </w:pPr>
-      <w:r>
-        <w:rPr>
-          <w:rFonts w:ascii="微软雅黑" w:hAnsi="微软雅黑" w:eastAsia="微软雅黑"/>
-          <w:b w:val="0"/>
-          <w:color w:val="333333"/>
-          <w:sz w:val="22"/>
-        </w:rPr>
-        <w:t>剧本C（升班马偷分，约25%）：考文垂定位球/反击得手，1-1/0-1，酋长球场爆冷。支持让两球负、冷门方向。英超首秀的兴奋劲，是升班马最锋利的武器。</w:t>
-      </w:r>
-    </w:p>
-    <w:p>
-      <w:pPr>
-        <w:spacing w:before="200" w:after="80"/>
-      </w:pPr>
-      <w:r>
-        <w:rPr>
-          <w:rFonts w:ascii="微软雅黑" w:hAnsi="微软雅黑" w:eastAsia="微软雅黑"/>
-          <w:b/>
-          <w:color w:val="1A3A5C"/>
-          <w:sz w:val="26"/>
-        </w:rPr>
-        <w:t>🎯 核心推演矩阵</w:t>
+        <w:t>3. 升班马偷袭得手（约 20%）：考文垂依靠定位球或反击偷分，阿森纳久攻不下被逼平（1-1）。</w:t>
       </w:r>
     </w:p>
     <w:p>
@@ -543,25 +417,11 @@
       <w:r>
         <w:rPr>
           <w:rFonts w:ascii="微软雅黑" w:hAnsi="微软雅黑" w:eastAsia="微软雅黑"/>
-          <w:b w:val="0"/>
+          <w:b/>
           <w:color w:val="333333"/>
           <w:sz w:val="22"/>
         </w:rPr>
-        <w:t>阿森纳vs考文垂：模型主胜74.1%｜让-2净胜3+ 49.8% vs 市场39.7%（+10.1pp，深盘打折）｜中高进球｜比分2-0/3-0（防1-0）。</w:t>
-      </w:r>
-    </w:p>
-    <w:p>
-      <w:pPr>
-        <w:spacing w:after="120"/>
-      </w:pPr>
-      <w:r>
-        <w:rPr>
-          <w:rFonts w:ascii="微软雅黑" w:hAnsi="微软雅黑" w:eastAsia="微软雅黑"/>
-          <w:b w:val="0"/>
-          <w:color w:val="333333"/>
-          <w:sz w:val="22"/>
-        </w:rPr>
-        <w:t>四重落脚：方向阿森纳胜（无悬念）｜门槛让两球难净胜3球，考文垂+2有价值（深盘历史0/2全灭）｜进球中高2-3球｜比分首选2-0，次选3-0，防范1-0（冷门1-1）。</w:t>
+        <w:t>核心矩阵：阿森纳 vs 考文垂｜模型主胜 74.1%｜净胜3+ 偏高(+10.1pp) 但深位历史阻力大｜控球攻坚 / 2-3球｜前瞻比分 2-0 / 3-0（防 2-1）</w:t>
       </w:r>
     </w:p>
     <w:p>
@@ -589,7 +449,7 @@
           <w:color w:val="333333"/>
           <w:sz w:val="22"/>
         </w:rPr>
-        <w:t>阿森纳让两球这个盘，你们觉得是"3-0曼城的火力该信"，还是"深盘翻车的教训更深"？评论区留个比分，赛后回来验证。我先押2-0。阿森纳赢球没问题，但净胜3球，我持保留态度。</w:t>
+        <w:t>面对考文垂的严密防线与极高的数据门槛，大家觉得阿森纳能延续击败曼城的火力打出大胜，还是会陷入 1-2 球的小胜胶着？评论区聊聊你的预测比分！</w:t>
       </w:r>
     </w:p>
     <w:p>
@@ -617,7 +477,7 @@
           <w:color w:val="888888"/>
           <w:sz w:val="18"/>
         </w:rPr>
-        <w:t>注：本文为基于两队技战术、历史数据与赛事背景的客观模型推演，仅供足球运动战术探讨与交流，请理性看待比赛。</w:t>
+        <w:t>注：本文基于球队技战术框架、热身赛数据与数学模型推演，仅供足球运动战术探讨，请理性看待比赛。</w:t>
       </w:r>
     </w:p>
     <w:p>
